--- a/docs/План_защиты_ВМ_ПР4_Микитенко_Ерепов_К_М.docx
+++ b/docs/План_защиты_ВМ_ПР4_Микитенко_Ерепов_К_М.docx
@@ -775,7 +775,7 @@
         <w:ind w:left="227"/>
       </w:pPr>
       <w:r>
-        <w:t>- **Виртуальная доска проекта (Miro):** [https://miro.com/app/board/misis-bivt-net-project1-ethernet/](https://miro.com/app/board/misis-bivt-net-project1-ethernet/)</w:t>
+        <w:t>- **Официальный репозиторий проекта на GitHub:** [https://github.com/kukes-misis/network-ethernet-project1](https://github.com/kukes-misis/network-ethernet-project1)</w:t>
       </w:r>
     </w:p>
     <w:p>
@@ -784,7 +784,7 @@
         <w:ind w:left="227"/>
       </w:pPr>
       <w:r>
-        <w:t>- **Презентация доклада:** [https://cloud.misis.ru/s/pr4-project1-presentation-erepov/](https://cloud.misis.ru/s/pr4-project1-presentation-erepov/)</w:t>
+        <w:t>- **Виртуальная доска проекта (онлайн-портал Miro / Notion):** [https://kukes-misis.github.io/network-ethernet-project1/](https://kukes-misis.github.io/network-ethernet-project1/)</w:t>
       </w:r>
     </w:p>
     <w:p>
@@ -793,7 +793,7 @@
         <w:ind w:left="227"/>
       </w:pPr>
       <w:r>
-        <w:t>- **Интерактивный кросс-тест:** [https://forms.yandex.ru/u/misis-bivt-project1-ethernet-test/](https://forms.yandex.ru/u/misis-bivt-project1-ethernet-test/)</w:t>
+        <w:t>- **Интерактивный онлайн-тест для других команд:** [https://kukes-misis.github.io/network-ethernet-project1/tests/Интерактивный_Тест_Ethernet.html](https://kukes-misis.github.io/network-ethernet-project1/tests/Интерактивный_Тест_Ethernet.html)</w:t>
       </w:r>
     </w:p>
     <w:p>
@@ -802,7 +802,16 @@
         <w:ind w:left="227"/>
       </w:pPr>
       <w:r>
-        <w:t>- **Репозиторий проекта с отчетом:** [https://github.com/kukes-misis/network-ethernet-project1/](https://github.com/kukes-misis/network-ethernet-project1/)</w:t>
+        <w:t>- **Скрипт автоматического создания Google Формы (Apps Script):** [https://github.com/kukes-misis/network-ethernet-project1/blob/main/tests/create_google_form.js](https://github.com/kukes-misis/network-ethernet-project1/blob/main/tests/create_google_form.js)</w:t>
+      </w:r>
+    </w:p>
+    <w:p>
+      <w:pPr>
+        <w:spacing w:line="276" w:lineRule="auto" w:after="40"/>
+        <w:ind w:left="227"/>
+      </w:pPr>
+      <w:r>
+        <w:t>- **Презентация доклада к защите (PowerPoint 16:9):** [https://github.com/kukes-misis/network-ethernet-project1/blob/main/docs/Презентация_ПР4_Проект1_Микитенко_Ерепов.pptx](https://github.com/kukes-misis/network-ethernet-project1/blob/main/docs/Презентация_ПР4_Проект1_Микитенко_Ерепов.pptx)</w:t>
       </w:r>
     </w:p>
     <w:sectPr>

--- a/docs/План_защиты_ВМ_ПР4_Микитенко_Ерепов_К_М.docx
+++ b/docs/План_защиты_ВМ_ПР4_Микитенко_Ерепов_К_М.docx
@@ -84,7 +84,7 @@
         <w:ind w:left="227"/>
       </w:pPr>
       <w:r>
-        <w:t>- **Горбунов Константин В.** — Коммуникатор (коммуникация с другими командами)</w:t>
+        <w:t>- **Горбунов Константин Васильевич** — Коммуникатор (коммуникация с другими командами)</w:t>
       </w:r>
     </w:p>
     <w:p>

--- a/docs/План_защиты_ВМ_ПР4_Микитенко_Ерепов_К_М.docx
+++ b/docs/План_защиты_ВМ_ПР4_Микитенко_Ерепов_К_М.docx
@@ -324,7 +324,7 @@
           <w:i/>
           <w:color w:val="2C3E50"/>
         </w:rPr>
-        <w:t xml:space="preserve">   - Дизайнером Кашиным С. оформлена интерактивная виртуальная доска проекта Miro;</w:t>
+        <w:t xml:space="preserve">   - Дизайнером Кашиным С. оформлена интерактивная виртуальная доска проекта Интерактивная доска проекта;</w:t>
       </w:r>
     </w:p>
     <w:p>
@@ -784,7 +784,7 @@
         <w:ind w:left="227"/>
       </w:pPr>
       <w:r>
-        <w:t>- **Виртуальная доска проекта (онлайн-портал Miro / Notion):** [https://kukes-misis.github.io/network-ethernet-project1/](https://kukes-misis.github.io/network-ethernet-project1/)</w:t>
+        <w:t>- **Виртуальная доска проекта (онлайн-портал Виртуальная интерактивная доска проекта):** [https://kukes-misis.github.io/network-ethernet-project1/](https://kukes-misis.github.io/network-ethernet-project1/)</w:t>
       </w:r>
     </w:p>
     <w:p>
